--- a/output/summary/packaging/FederatedGqlBreakDown-packaging.docx
+++ b/output/summary/packaging/FederatedGqlBreakDown-packaging.docx
@@ -2105,7 +2105,7 @@
                 <w:color w:val="373737"/>
                 <w:sz w:val="18"/>
               </w:rPr>
-              <w:t>critical path A → E-01 → G-04 → G-06</w:t>
+              <w:t>critical path A → E-01 → G-04 → G-05</w:t>
             </w:r>
           </w:p>
         </w:tc>
@@ -2530,7 +2530,7 @@
                 <w:color w:val="373737"/>
                 <w:sz w:val="18"/>
               </w:rPr>
-              <w:t>G-04/G-05 + G-06</w:t>
+              <w:t>G-04/G-05</w:t>
             </w:r>
           </w:p>
         </w:tc>
@@ -2549,7 +2549,7 @@
                 <w:color w:val="373737"/>
                 <w:sz w:val="18"/>
               </w:rPr>
-              <w:t>pricing + dieline resolvers + tests</w:t>
+              <w:t>pricing + dieline resolvers. Test coverage/parity tracked outside this Jira pipeline, created manually.</w:t>
             </w:r>
           </w:p>
         </w:tc>

--- a/output/summary/packaging/FederatedGqlBreakDown-packaging.docx
+++ b/output/summary/packaging/FederatedGqlBreakDown-packaging.docx
@@ -11376,6 +11376,48 @@
               </w:rPr>
               <w:t>PKG-BE-B-02</w:t>
             </w:r>
+            <w:r>
+              <w:rPr>
+                <w:color w:val="373737"/>
+                <w:sz w:val="18"/>
+              </w:rPr>
+              <w:t xml:space="preserve">, </w:t>
+            </w:r>
+            <w:r>
+              <w:rPr>
+                <w:rFonts w:ascii="Courier New" w:hAnsi="Courier New"/>
+                <w:sz w:val="18"/>
+              </w:rPr>
+              <w:t>PKG-BE-G-01</w:t>
+            </w:r>
+            <w:r>
+              <w:rPr>
+                <w:color w:val="373737"/>
+                <w:sz w:val="18"/>
+              </w:rPr>
+              <w:t xml:space="preserve">, </w:t>
+            </w:r>
+            <w:r>
+              <w:rPr>
+                <w:rFonts w:ascii="Courier New" w:hAnsi="Courier New"/>
+                <w:sz w:val="18"/>
+              </w:rPr>
+              <w:t>PKG-BE-G-02</w:t>
+            </w:r>
+            <w:r>
+              <w:rPr>
+                <w:color w:val="373737"/>
+                <w:sz w:val="18"/>
+              </w:rPr>
+              <w:t xml:space="preserve">, </w:t>
+            </w:r>
+            <w:r>
+              <w:rPr>
+                <w:rFonts w:ascii="Courier New" w:hAnsi="Courier New"/>
+                <w:sz w:val="18"/>
+              </w:rPr>
+              <w:t>PKG-BE-G-04</w:t>
+            </w:r>
           </w:p>
         </w:tc>
         <w:tc>
@@ -11722,6 +11764,20 @@
                 <w:sz w:val="18"/>
               </w:rPr>
               <w:t>PKG-BE-D-02</w:t>
+            </w:r>
+            <w:r>
+              <w:rPr>
+                <w:color w:val="373737"/>
+                <w:sz w:val="18"/>
+              </w:rPr>
+              <w:t xml:space="preserve">, </w:t>
+            </w:r>
+            <w:r>
+              <w:rPr>
+                <w:rFonts w:ascii="Courier New" w:hAnsi="Courier New"/>
+                <w:sz w:val="18"/>
+              </w:rPr>
+              <w:t>PKG-BE-G-05</w:t>
             </w:r>
           </w:p>
         </w:tc>
@@ -12425,21 +12481,7 @@
                 <w:color w:val="373737"/>
                 <w:sz w:val="18"/>
               </w:rPr>
-              <w:t xml:space="preserve">🟡 </w:t>
-            </w:r>
-            <w:r>
-              <w:rPr>
-                <w:rFonts w:ascii="Courier New" w:hAnsi="Courier New"/>
-                <w:sz w:val="18"/>
-              </w:rPr>
-              <w:t>PKG-FE-001</w:t>
-            </w:r>
-            <w:r>
-              <w:rPr>
-                <w:color w:val="373737"/>
-                <w:sz w:val="18"/>
-              </w:rPr>
-              <w:t xml:space="preserve">, 🟢 </w:t>
+              <w:t xml:space="preserve">🟢 </w:t>
             </w:r>
             <w:r>
               <w:rPr>
@@ -12459,48 +12501,6 @@
             <w:pPr>
               <w:jc w:val="left"/>
             </w:pPr>
-            <w:r>
-              <w:rPr>
-                <w:rFonts w:ascii="Courier New" w:hAnsi="Courier New"/>
-                <w:sz w:val="18"/>
-              </w:rPr>
-              <w:t>PKG-FE-001</w:t>
-            </w:r>
-            <w:r>
-              <w:rPr>
-                <w:color w:val="373737"/>
-                <w:sz w:val="18"/>
-              </w:rPr>
-              <w:t xml:space="preserve"> → </w:t>
-            </w:r>
-            <w:r>
-              <w:rPr>
-                <w:rFonts w:ascii="Courier New" w:hAnsi="Courier New"/>
-                <w:sz w:val="18"/>
-              </w:rPr>
-              <w:t>PKG-BE-B-01</w:t>
-            </w:r>
-            <w:r>
-              <w:rPr>
-                <w:color w:val="373737"/>
-                <w:sz w:val="18"/>
-              </w:rPr>
-              <w:t xml:space="preserve">, </w:t>
-            </w:r>
-            <w:r>
-              <w:rPr>
-                <w:rFonts w:ascii="Courier New" w:hAnsi="Courier New"/>
-                <w:sz w:val="18"/>
-              </w:rPr>
-              <w:t>PKG-BE-B-02</w:t>
-            </w:r>
-            <w:r>
-              <w:rPr>
-                <w:color w:val="373737"/>
-                <w:sz w:val="18"/>
-              </w:rPr>
-              <w:t>&lt;br&gt;</w:t>
-            </w:r>
             <w:r>
               <w:rPr>
                 <w:rFonts w:ascii="Courier New" w:hAnsi="Courier New"/>
@@ -12599,20 +12599,6 @@
                 <w:rFonts w:ascii="Courier New" w:hAnsi="Courier New"/>
                 <w:sz w:val="18"/>
               </w:rPr>
-              <w:t>PKG-FE-003</w:t>
-            </w:r>
-            <w:r>
-              <w:rPr>
-                <w:color w:val="373737"/>
-                <w:sz w:val="18"/>
-              </w:rPr>
-              <w:t xml:space="preserve">, 🟡 </w:t>
-            </w:r>
-            <w:r>
-              <w:rPr>
-                <w:rFonts w:ascii="Courier New" w:hAnsi="Courier New"/>
-                <w:sz w:val="18"/>
-              </w:rPr>
               <w:t>PKG-FE-004</w:t>
             </w:r>
           </w:p>
@@ -12632,62 +12618,6 @@
                 <w:rFonts w:ascii="Courier New" w:hAnsi="Courier New"/>
                 <w:sz w:val="18"/>
               </w:rPr>
-              <w:t>PKG-FE-003</w:t>
-            </w:r>
-            <w:r>
-              <w:rPr>
-                <w:color w:val="373737"/>
-                <w:sz w:val="18"/>
-              </w:rPr>
-              <w:t xml:space="preserve"> → </w:t>
-            </w:r>
-            <w:r>
-              <w:rPr>
-                <w:rFonts w:ascii="Courier New" w:hAnsi="Courier New"/>
-                <w:sz w:val="18"/>
-              </w:rPr>
-              <w:t>PKG-BE-B-03</w:t>
-            </w:r>
-            <w:r>
-              <w:rPr>
-                <w:color w:val="373737"/>
-                <w:sz w:val="18"/>
-              </w:rPr>
-              <w:t xml:space="preserve">, </w:t>
-            </w:r>
-            <w:r>
-              <w:rPr>
-                <w:rFonts w:ascii="Courier New" w:hAnsi="Courier New"/>
-                <w:sz w:val="18"/>
-              </w:rPr>
-              <w:t>PKG-BE-B-05</w:t>
-            </w:r>
-            <w:r>
-              <w:rPr>
-                <w:color w:val="373737"/>
-                <w:sz w:val="18"/>
-              </w:rPr>
-              <w:t xml:space="preserve">, </w:t>
-            </w:r>
-            <w:r>
-              <w:rPr>
-                <w:rFonts w:ascii="Courier New" w:hAnsi="Courier New"/>
-                <w:sz w:val="18"/>
-              </w:rPr>
-              <w:t>PKG-BE-D-02</w:t>
-            </w:r>
-            <w:r>
-              <w:rPr>
-                <w:color w:val="373737"/>
-                <w:sz w:val="18"/>
-              </w:rPr>
-              <w:t>&lt;br&gt;</w:t>
-            </w:r>
-            <w:r>
-              <w:rPr>
-                <w:rFonts w:ascii="Courier New" w:hAnsi="Courier New"/>
-                <w:sz w:val="18"/>
-              </w:rPr>
               <w:t>PKG-FE-004</w:t>
             </w:r>
             <w:r>
@@ -12808,7 +12738,35 @@
                 <w:color w:val="373737"/>
                 <w:sz w:val="18"/>
               </w:rPr>
-              <w:t xml:space="preserve">🔴 </w:t>
+              <w:t xml:space="preserve">🟡 </w:t>
+            </w:r>
+            <w:r>
+              <w:rPr>
+                <w:rFonts w:ascii="Courier New" w:hAnsi="Courier New"/>
+                <w:sz w:val="18"/>
+              </w:rPr>
+              <w:t>PKG-FE-001</w:t>
+            </w:r>
+            <w:r>
+              <w:rPr>
+                <w:color w:val="373737"/>
+                <w:sz w:val="18"/>
+              </w:rPr>
+              <w:t xml:space="preserve">, 🟡 </w:t>
+            </w:r>
+            <w:r>
+              <w:rPr>
+                <w:rFonts w:ascii="Courier New" w:hAnsi="Courier New"/>
+                <w:sz w:val="18"/>
+              </w:rPr>
+              <w:t>PKG-FE-003</w:t>
+            </w:r>
+            <w:r>
+              <w:rPr>
+                <w:color w:val="373737"/>
+                <w:sz w:val="18"/>
+              </w:rPr>
+              <w:t xml:space="preserve">, 🔴 </w:t>
             </w:r>
             <w:r>
               <w:rPr>
@@ -12828,6 +12786,146 @@
             <w:pPr>
               <w:jc w:val="left"/>
             </w:pPr>
+            <w:r>
+              <w:rPr>
+                <w:rFonts w:ascii="Courier New" w:hAnsi="Courier New"/>
+                <w:sz w:val="18"/>
+              </w:rPr>
+              <w:t>PKG-FE-001</w:t>
+            </w:r>
+            <w:r>
+              <w:rPr>
+                <w:color w:val="373737"/>
+                <w:sz w:val="18"/>
+              </w:rPr>
+              <w:t xml:space="preserve"> → </w:t>
+            </w:r>
+            <w:r>
+              <w:rPr>
+                <w:rFonts w:ascii="Courier New" w:hAnsi="Courier New"/>
+                <w:sz w:val="18"/>
+              </w:rPr>
+              <w:t>PKG-BE-B-01</w:t>
+            </w:r>
+            <w:r>
+              <w:rPr>
+                <w:color w:val="373737"/>
+                <w:sz w:val="18"/>
+              </w:rPr>
+              <w:t xml:space="preserve">, </w:t>
+            </w:r>
+            <w:r>
+              <w:rPr>
+                <w:rFonts w:ascii="Courier New" w:hAnsi="Courier New"/>
+                <w:sz w:val="18"/>
+              </w:rPr>
+              <w:t>PKG-BE-B-02</w:t>
+            </w:r>
+            <w:r>
+              <w:rPr>
+                <w:color w:val="373737"/>
+                <w:sz w:val="18"/>
+              </w:rPr>
+              <w:t xml:space="preserve">, </w:t>
+            </w:r>
+            <w:r>
+              <w:rPr>
+                <w:rFonts w:ascii="Courier New" w:hAnsi="Courier New"/>
+                <w:sz w:val="18"/>
+              </w:rPr>
+              <w:t>PKG-BE-G-01</w:t>
+            </w:r>
+            <w:r>
+              <w:rPr>
+                <w:color w:val="373737"/>
+                <w:sz w:val="18"/>
+              </w:rPr>
+              <w:t xml:space="preserve">, </w:t>
+            </w:r>
+            <w:r>
+              <w:rPr>
+                <w:rFonts w:ascii="Courier New" w:hAnsi="Courier New"/>
+                <w:sz w:val="18"/>
+              </w:rPr>
+              <w:t>PKG-BE-G-02</w:t>
+            </w:r>
+            <w:r>
+              <w:rPr>
+                <w:color w:val="373737"/>
+                <w:sz w:val="18"/>
+              </w:rPr>
+              <w:t xml:space="preserve"> (+1)&lt;br&gt;</w:t>
+            </w:r>
+            <w:r>
+              <w:rPr>
+                <w:rFonts w:ascii="Courier New" w:hAnsi="Courier New"/>
+                <w:sz w:val="18"/>
+              </w:rPr>
+              <w:t>PKG-FE-003</w:t>
+            </w:r>
+            <w:r>
+              <w:rPr>
+                <w:color w:val="373737"/>
+                <w:sz w:val="18"/>
+              </w:rPr>
+              <w:t xml:space="preserve"> → </w:t>
+            </w:r>
+            <w:r>
+              <w:rPr>
+                <w:rFonts w:ascii="Courier New" w:hAnsi="Courier New"/>
+                <w:sz w:val="18"/>
+              </w:rPr>
+              <w:t>PKG-BE-B-03</w:t>
+            </w:r>
+            <w:r>
+              <w:rPr>
+                <w:color w:val="373737"/>
+                <w:sz w:val="18"/>
+              </w:rPr>
+              <w:t xml:space="preserve">, </w:t>
+            </w:r>
+            <w:r>
+              <w:rPr>
+                <w:rFonts w:ascii="Courier New" w:hAnsi="Courier New"/>
+                <w:sz w:val="18"/>
+              </w:rPr>
+              <w:t>PKG-BE-B-05</w:t>
+            </w:r>
+            <w:r>
+              <w:rPr>
+                <w:color w:val="373737"/>
+                <w:sz w:val="18"/>
+              </w:rPr>
+              <w:t xml:space="preserve">, </w:t>
+            </w:r>
+            <w:r>
+              <w:rPr>
+                <w:rFonts w:ascii="Courier New" w:hAnsi="Courier New"/>
+                <w:sz w:val="18"/>
+              </w:rPr>
+              <w:t>PKG-BE-D-02</w:t>
+            </w:r>
+            <w:r>
+              <w:rPr>
+                <w:color w:val="373737"/>
+                <w:sz w:val="18"/>
+              </w:rPr>
+              <w:t xml:space="preserve">, </w:t>
+            </w:r>
+            <w:r>
+              <w:rPr>
+                <w:rFonts w:ascii="Courier New" w:hAnsi="Courier New"/>
+                <w:sz w:val="18"/>
+              </w:rPr>
+              <w:t>PKG-BE-G-05</w:t>
+            </w:r>
+            <w:r>
+              <w:rPr>
+                <w:color w:val="373737"/>
+                <w:sz w:val="18"/>
+              </w:rPr>
+              <w:t>&lt;br&gt;</w:t>
+            </w:r>
             <w:r>
               <w:rPr>
                 <w:rFonts w:ascii="Courier New" w:hAnsi="Courier New"/>
@@ -12896,6 +12994,34 @@
           <w:rFonts w:ascii="Courier New" w:hAnsi="Courier New"/>
           <w:sz w:val="19"/>
         </w:rPr>
+        <w:t>PKG-FE-002</w:t>
+      </w:r>
+      <w:r>
+        <w:rPr>
+          <w:color w:val="373737"/>
+          <w:sz w:val="19"/>
+        </w:rPr>
+        <w:t xml:space="preserve"> → </w:t>
+      </w:r>
+      <w:r>
+        <w:rPr>
+          <w:rFonts w:ascii="Courier New" w:hAnsi="Courier New"/>
+          <w:sz w:val="19"/>
+        </w:rPr>
+        <w:t>PKG-FE-004</w:t>
+      </w:r>
+      <w:r>
+        <w:rPr>
+          <w:color w:val="373737"/>
+          <w:sz w:val="19"/>
+        </w:rPr>
+        <w:t xml:space="preserve"> → </w:t>
+      </w:r>
+      <w:r>
+        <w:rPr>
+          <w:rFonts w:ascii="Courier New" w:hAnsi="Courier New"/>
+          <w:sz w:val="19"/>
+        </w:rPr>
         <w:t>PKG-FE-001</w:t>
       </w:r>
       <w:r>
@@ -12910,35 +13036,7 @@
           <w:rFonts w:ascii="Courier New" w:hAnsi="Courier New"/>
           <w:sz w:val="19"/>
         </w:rPr>
-        <w:t>PKG-FE-002</w:t>
-      </w:r>
-      <w:r>
-        <w:rPr>
-          <w:color w:val="373737"/>
-          <w:sz w:val="19"/>
-        </w:rPr>
-        <w:t xml:space="preserve"> → </w:t>
-      </w:r>
-      <w:r>
-        <w:rPr>
-          <w:rFonts w:ascii="Courier New" w:hAnsi="Courier New"/>
-          <w:sz w:val="19"/>
-        </w:rPr>
         <w:t>PKG-FE-003</w:t>
-      </w:r>
-      <w:r>
-        <w:rPr>
-          <w:color w:val="373737"/>
-          <w:sz w:val="19"/>
-        </w:rPr>
-        <w:t xml:space="preserve"> → </w:t>
-      </w:r>
-      <w:r>
-        <w:rPr>
-          <w:rFonts w:ascii="Courier New" w:hAnsi="Courier New"/>
-          <w:sz w:val="19"/>
-        </w:rPr>
-        <w:t>PKG-FE-004</w:t>
       </w:r>
       <w:r>
         <w:rPr>
@@ -13134,21 +13232,7 @@
                 <w:color w:val="373737"/>
                 <w:sz w:val="18"/>
               </w:rPr>
-              <w:t xml:space="preserve">🟡 </w:t>
-            </w:r>
-            <w:r>
-              <w:rPr>
-                <w:rFonts w:ascii="Courier New" w:hAnsi="Courier New"/>
-                <w:sz w:val="18"/>
-              </w:rPr>
-              <w:t>PKG-FE-001</w:t>
-            </w:r>
-            <w:r>
-              <w:rPr>
-                <w:color w:val="373737"/>
-                <w:sz w:val="18"/>
-              </w:rPr>
-              <w:t xml:space="preserve"> (5–8d)&lt;br&gt;🟢 </w:t>
+              <w:t xml:space="preserve">🟢 </w:t>
             </w:r>
             <w:r>
               <w:rPr>
@@ -13234,21 +13318,7 @@
                 <w:color w:val="373737"/>
                 <w:sz w:val="18"/>
               </w:rPr>
-              <w:t xml:space="preserve"> (5–8d)&lt;br&gt;🟡 </w:t>
-            </w:r>
-            <w:r>
-              <w:rPr>
-                <w:rFonts w:ascii="Courier New" w:hAnsi="Courier New"/>
-                <w:sz w:val="18"/>
-              </w:rPr>
-              <w:t>PKG-FE-003</w:t>
-            </w:r>
-            <w:r>
-              <w:rPr>
-                <w:color w:val="373737"/>
-                <w:sz w:val="18"/>
-              </w:rPr>
-              <w:t xml:space="preserve"> (4–6d)</w:t>
+              <w:t xml:space="preserve"> (5–8d)</w:t>
             </w:r>
           </w:p>
         </w:tc>
@@ -13305,13 +13375,27 @@
                 <w:color w:val="373737"/>
                 <w:sz w:val="18"/>
               </w:rPr>
-              <w:t xml:space="preserve">🔴 </w:t>
+              <w:t xml:space="preserve">🟡 </w:t>
             </w:r>
             <w:r>
               <w:rPr>
                 <w:rFonts w:ascii="Courier New" w:hAnsi="Courier New"/>
                 <w:sz w:val="18"/>
               </w:rPr>
+              <w:t>PKG-FE-001</w:t>
+            </w:r>
+            <w:r>
+              <w:rPr>
+                <w:color w:val="373737"/>
+                <w:sz w:val="18"/>
+              </w:rPr>
+              <w:t xml:space="preserve"> (5–8d)&lt;br&gt;🔴 </w:t>
+            </w:r>
+            <w:r>
+              <w:rPr>
+                <w:rFonts w:ascii="Courier New" w:hAnsi="Courier New"/>
+                <w:sz w:val="18"/>
+              </w:rPr>
               <w:t>PKG-FE-005</w:t>
             </w:r>
             <w:r>
@@ -13319,7 +13403,21 @@
                 <w:color w:val="373737"/>
                 <w:sz w:val="18"/>
               </w:rPr>
-              <w:t xml:space="preserve"> (5–8d)</w:t>
+              <w:t xml:space="preserve"> (5–8d)&lt;br&gt;🟡 </w:t>
+            </w:r>
+            <w:r>
+              <w:rPr>
+                <w:rFonts w:ascii="Courier New" w:hAnsi="Courier New"/>
+                <w:sz w:val="18"/>
+              </w:rPr>
+              <w:t>PKG-FE-003</w:t>
+            </w:r>
+            <w:r>
+              <w:rPr>
+                <w:color w:val="373737"/>
+                <w:sz w:val="18"/>
+              </w:rPr>
+              <w:t xml:space="preserve"> (4–6d)</w:t>
             </w:r>
           </w:p>
         </w:tc>

--- a/output/summary/packaging/FederatedGqlBreakDown-packaging.docx
+++ b/output/summary/packaging/FederatedGqlBreakDown-packaging.docx
@@ -192,7 +192,7 @@
           <w:color w:val="444444"/>
           <w:sz w:val="18"/>
         </w:rPr>
-        <w:t xml:space="preserve">   |   Generated: 2026-07-19</w:t>
+        <w:t xml:space="preserve">   |   Generated: 2026-07-21</w:t>
       </w:r>
     </w:p>
     <w:p>
@@ -931,7 +931,7 @@
                 <w:color w:val="373737"/>
                 <w:sz w:val="18"/>
               </w:rPr>
-              <w:t>24</w:t>
+              <w:t>23</w:t>
             </w:r>
           </w:p>
         </w:tc>
@@ -950,7 +950,7 @@
                 <w:color w:val="373737"/>
                 <w:sz w:val="18"/>
               </w:rPr>
-              <w:t>green-field</w:t>
+              <w:t>green-field (G-06 test coverage tracked outside Jira pipeline)</w:t>
             </w:r>
           </w:p>
         </w:tc>
@@ -9173,6 +9173,54 @@
               <w:t>resolves in-process; no gateway hop</w:t>
             </w:r>
           </w:p>
+          <w:p>
+            <w:pPr>
+              <w:spacing w:after="20"/>
+              <w:ind w:left="173"/>
+            </w:pPr>
+            <w:r>
+              <w:rPr>
+                <w:color w:val="444444"/>
+                <w:sz w:val="17"/>
+              </w:rPr>
+              <w:t xml:space="preserve">• </w:t>
+            </w:r>
+            <w:r>
+              <w:rPr>
+                <w:color w:val="373737"/>
+                <w:sz w:val="17"/>
+              </w:rPr>
+              <w:t xml:space="preserve">Field resolver uses a </w:t>
+            </w:r>
+            <w:r>
+              <w:rPr>
+                <w:rFonts w:ascii="Courier New" w:hAnsi="Courier New"/>
+                <w:sz w:val="17"/>
+              </w:rPr>
+              <w:t>MappedBatchLoader&lt;String, List&lt;SPARK_Packaging&gt;&gt;</w:t>
+            </w:r>
+            <w:r>
+              <w:rPr>
+                <w:color w:val="373737"/>
+                <w:sz w:val="17"/>
+              </w:rPr>
+              <w:t xml:space="preserve"> (</w:t>
+            </w:r>
+            <w:r>
+              <w:rPr>
+                <w:rFonts w:ascii="Courier New" w:hAnsi="Courier New"/>
+                <w:sz w:val="17"/>
+              </w:rPr>
+              <w:t>packagingByProductIdLoader</w:t>
+            </w:r>
+            <w:r>
+              <w:rPr>
+                <w:color w:val="373737"/>
+                <w:sz w:val="17"/>
+              </w:rPr>
+              <w:t>) — when the parent query returns N products, packaging is resolved in 1 batched call (not N)</w:t>
+            </w:r>
+          </w:p>
         </w:tc>
       </w:tr>
     </w:tbl>
@@ -10946,7 +10994,7 @@
                 <w:color w:val="373737"/>
                 <w:sz w:val="18"/>
               </w:rPr>
-              <w:t>2026-07-19</w:t>
+              <w:t>2026-07-21</w:t>
             </w:r>
           </w:p>
         </w:tc>

--- a/output/summary/packaging/FederatedGqlBreakDown-packaging.docx
+++ b/output/summary/packaging/FederatedGqlBreakDown-packaging.docx
@@ -192,7 +192,7 @@
           <w:color w:val="444444"/>
           <w:sz w:val="18"/>
         </w:rPr>
-        <w:t xml:space="preserve">   |   Generated: 2026-07-21</w:t>
+        <w:t xml:space="preserve">   |   Generated: 2026-07-24</w:t>
       </w:r>
     </w:p>
     <w:p>
@@ -10994,7 +10994,7 @@
                 <w:color w:val="373737"/>
                 <w:sz w:val="18"/>
               </w:rPr>
-              <w:t>2026-07-21</w:t>
+              <w:t>2026-07-24</w:t>
             </w:r>
           </w:p>
         </w:tc>
